--- a/WK8Assign_Adhikari_R_NURS_6051.docx
+++ b/WK8Assign_Adhikari_R_NURS_6051.docx
@@ -261,58 +261,253 @@
             <w:br w:type="page"/>
           </w:r>
         </w:p>
+        <w:p>
+          <w:pPr>
+            <w:rPr>
+              <w:rFonts w:ascii="Times New Roman" w:hAnsi="Times New Roman" w:cs="Times New Roman"/>
+              <w:b/>
+              <w:bCs/>
+            </w:rPr>
+          </w:pPr>
+        </w:p>
       </w:sdtContent>
     </w:sdt>
     <w:p>
       <w:pPr>
+        <w:rPr>
+          <w:rFonts w:ascii="Times New Roman" w:hAnsi="Times New Roman" w:cs="Times New Roman"/>
+          <w:b/>
+          <w:bCs/>
+        </w:rPr>
+      </w:pPr>
+      <w:r>
+        <w:rPr>
+          <w:rFonts w:ascii="Times New Roman" w:hAnsi="Times New Roman" w:cs="Times New Roman"/>
+          <w:b/>
+          <w:bCs/>
+        </w:rPr>
+        <w:t>Topic:</w:t>
+      </w:r>
+      <w:r>
+        <w:rPr>
+          <w:rFonts w:ascii="Times New Roman" w:hAnsi="Times New Roman" w:cs="Times New Roman"/>
+          <w:b/>
+          <w:bCs/>
+          <w:caps/>
+        </w:rPr>
+        <w:t xml:space="preserve"> </w:t>
+      </w:r>
+      <w:r>
+        <w:rPr>
+          <w:rFonts w:ascii="Times New Roman" w:hAnsi="Times New Roman" w:cs="Times New Roman"/>
+          <w:b/>
+          <w:bCs/>
+          <w:caps/>
+        </w:rPr>
+        <w:t>Literature Review: The Use of Clinical Systems to Improve Outcomes and Efficiencies</w:t>
+      </w:r>
+    </w:p>
+    <w:p>
+      <w:pPr>
+        <w:shd w:val="clear" w:color="auto" w:fill="FFFFFF"/>
+        <w:spacing w:before="180" w:after="180" w:line="480" w:lineRule="auto"/>
         <w:jc w:val="both"/>
         <w:rPr>
-          <w:rFonts w:ascii="Times New Roman" w:hAnsi="Times New Roman" w:cs="Times New Roman"/>
-          <w:b/>
-          <w:bCs/>
-        </w:rPr>
-      </w:pPr>
-      <w:r>
-        <w:rPr>
-          <w:rFonts w:ascii="Times New Roman" w:hAnsi="Times New Roman" w:cs="Times New Roman"/>
-          <w:b/>
-          <w:bCs/>
-        </w:rPr>
-        <w:lastRenderedPageBreak/>
-        <w:tab/>
-      </w:r>
-      <w:r>
-        <w:rPr>
-          <w:rFonts w:ascii="Times New Roman" w:hAnsi="Times New Roman" w:cs="Times New Roman"/>
-          <w:b/>
-          <w:bCs/>
-        </w:rPr>
-        <w:tab/>
-      </w:r>
-      <w:r>
-        <w:rPr>
-          <w:rFonts w:ascii="Times New Roman" w:hAnsi="Times New Roman" w:cs="Times New Roman"/>
-          <w:b/>
-          <w:bCs/>
-        </w:rPr>
-        <w:tab/>
-      </w:r>
-      <w:r>
-        <w:rPr>
-          <w:rFonts w:ascii="Times New Roman" w:hAnsi="Times New Roman" w:cs="Times New Roman"/>
-          <w:b/>
-          <w:bCs/>
-        </w:rPr>
-        <w:tab/>
-      </w:r>
-      <w:r>
-        <w:rPr>
-          <w:rFonts w:ascii="Times New Roman" w:hAnsi="Times New Roman" w:cs="Times New Roman"/>
-          <w:b/>
-          <w:bCs/>
-        </w:rPr>
-        <w:tab/>
-      </w:r>
+          <w:rFonts w:ascii="Times New Roman" w:eastAsia="Times New Roman" w:hAnsi="Times New Roman" w:cs="Times New Roman"/>
+          <w:b/>
+          <w:bCs/>
+          <w:color w:val="273540"/>
+        </w:rPr>
+      </w:pPr>
+      <w:r>
+        <w:rPr>
+          <w:rFonts w:ascii="Times New Roman" w:eastAsia="Times New Roman" w:hAnsi="Times New Roman" w:cs="Times New Roman"/>
+          <w:b/>
+          <w:bCs/>
+          <w:color w:val="273540"/>
+        </w:rPr>
+        <w:t>In a 4- to 5-page paper, synthesize the peer-reviewed research you reviewed. Format your Assignment as an Annotated Bibliography. Be sure to address the following:</w:t>
+      </w:r>
+    </w:p>
+    <w:p>
+      <w:pPr>
+        <w:numPr>
+          <w:ilvl w:val="0"/>
+          <w:numId w:val="1"/>
+        </w:numPr>
+        <w:shd w:val="clear" w:color="auto" w:fill="FFFFFF"/>
+        <w:spacing w:before="100" w:beforeAutospacing="1" w:after="100" w:afterAutospacing="1" w:line="480" w:lineRule="auto"/>
+        <w:ind w:left="1095"/>
+        <w:jc w:val="both"/>
+        <w:rPr>
+          <w:rFonts w:ascii="Times New Roman" w:eastAsia="Times New Roman" w:hAnsi="Times New Roman" w:cs="Times New Roman"/>
+          <w:b/>
+          <w:bCs/>
+          <w:color w:val="273540"/>
+        </w:rPr>
+      </w:pPr>
+      <w:r>
+        <w:rPr>
+          <w:rFonts w:ascii="Times New Roman" w:eastAsia="Times New Roman" w:hAnsi="Times New Roman" w:cs="Times New Roman"/>
+          <w:b/>
+          <w:bCs/>
+          <w:color w:val="273540"/>
+        </w:rPr>
+        <w:t>Identify the 4 peer-reviewed research articles you reviewed, citing each in APA format.</w:t>
+      </w:r>
+    </w:p>
+    <w:p>
+      <w:pPr>
+        <w:numPr>
+          <w:ilvl w:val="0"/>
+          <w:numId w:val="1"/>
+        </w:numPr>
+        <w:shd w:val="clear" w:color="auto" w:fill="FFFFFF"/>
+        <w:spacing w:before="100" w:beforeAutospacing="1" w:after="100" w:afterAutospacing="1" w:line="480" w:lineRule="auto"/>
+        <w:ind w:left="1095"/>
+        <w:jc w:val="both"/>
+        <w:rPr>
+          <w:rFonts w:ascii="Times New Roman" w:eastAsia="Times New Roman" w:hAnsi="Times New Roman" w:cs="Times New Roman"/>
+          <w:b/>
+          <w:bCs/>
+          <w:color w:val="273540"/>
+        </w:rPr>
+      </w:pPr>
+      <w:r>
+        <w:rPr>
+          <w:rFonts w:ascii="Times New Roman" w:eastAsia="Times New Roman" w:hAnsi="Times New Roman" w:cs="Times New Roman"/>
+          <w:b/>
+          <w:bCs/>
+          <w:color w:val="273540"/>
+        </w:rPr>
+        <w:t>Include an introduction explaining the purpose of the paper.</w:t>
+      </w:r>
+    </w:p>
+    <w:p>
+      <w:pPr>
+        <w:numPr>
+          <w:ilvl w:val="0"/>
+          <w:numId w:val="1"/>
+        </w:numPr>
+        <w:shd w:val="clear" w:color="auto" w:fill="FFFFFF"/>
+        <w:spacing w:before="100" w:beforeAutospacing="1" w:after="100" w:afterAutospacing="1" w:line="480" w:lineRule="auto"/>
+        <w:ind w:left="1095"/>
+        <w:jc w:val="both"/>
+        <w:rPr>
+          <w:rFonts w:ascii="Times New Roman" w:eastAsia="Times New Roman" w:hAnsi="Times New Roman" w:cs="Times New Roman"/>
+          <w:b/>
+          <w:bCs/>
+          <w:color w:val="273540"/>
+        </w:rPr>
+      </w:pPr>
+      <w:r>
+        <w:rPr>
+          <w:rFonts w:ascii="Times New Roman" w:eastAsia="Times New Roman" w:hAnsi="Times New Roman" w:cs="Times New Roman"/>
+          <w:b/>
+          <w:bCs/>
+          <w:color w:val="273540"/>
+        </w:rPr>
+        <w:t>Summarize each study, explaining the improvement to outcomes, efficiencies, and lessons learned from the application of the clinical system each peer-reviewed article described. Be specific and provide examples.</w:t>
+      </w:r>
+    </w:p>
+    <w:p>
+      <w:pPr>
+        <w:numPr>
+          <w:ilvl w:val="0"/>
+          <w:numId w:val="1"/>
+        </w:numPr>
+        <w:shd w:val="clear" w:color="auto" w:fill="FFFFFF"/>
+        <w:spacing w:before="100" w:beforeAutospacing="1" w:after="100" w:afterAutospacing="1" w:line="480" w:lineRule="auto"/>
+        <w:ind w:left="1095"/>
+        <w:jc w:val="both"/>
+        <w:rPr>
+          <w:rFonts w:ascii="Times New Roman" w:eastAsia="Times New Roman" w:hAnsi="Times New Roman" w:cs="Times New Roman"/>
+          <w:b/>
+          <w:bCs/>
+          <w:color w:val="273540"/>
+        </w:rPr>
+      </w:pPr>
+      <w:r>
+        <w:rPr>
+          <w:rFonts w:ascii="Times New Roman" w:eastAsia="Times New Roman" w:hAnsi="Times New Roman" w:cs="Times New Roman"/>
+          <w:b/>
+          <w:bCs/>
+          <w:color w:val="273540"/>
+        </w:rPr>
+        <w:t>In your conclusion, synthesize the findings from the 4 peer-reviewed research articles.</w:t>
+      </w:r>
+    </w:p>
+    <w:p>
+      <w:pPr>
+        <w:numPr>
+          <w:ilvl w:val="0"/>
+          <w:numId w:val="1"/>
+        </w:numPr>
+        <w:shd w:val="clear" w:color="auto" w:fill="FFFFFF"/>
+        <w:spacing w:before="100" w:beforeAutospacing="1" w:after="100" w:afterAutospacing="1" w:line="480" w:lineRule="auto"/>
+        <w:ind w:left="1095"/>
+        <w:jc w:val="both"/>
+        <w:rPr>
+          <w:rFonts w:ascii="Times New Roman" w:eastAsia="Times New Roman" w:hAnsi="Times New Roman" w:cs="Times New Roman"/>
+          <w:b/>
+          <w:bCs/>
+          <w:color w:val="273540"/>
+        </w:rPr>
+      </w:pPr>
+      <w:r>
+        <w:rPr>
+          <w:rFonts w:ascii="Times New Roman" w:eastAsia="Times New Roman" w:hAnsi="Times New Roman" w:cs="Times New Roman"/>
+          <w:b/>
+          <w:bCs/>
+          <w:color w:val="273540"/>
+        </w:rPr>
+        <w:t>Use APA format and include a title page.</w:t>
+      </w:r>
+    </w:p>
+    <w:p>
+      <w:pPr>
+        <w:numPr>
+          <w:ilvl w:val="0"/>
+          <w:numId w:val="1"/>
+        </w:numPr>
+        <w:shd w:val="clear" w:color="auto" w:fill="FFFFFF"/>
+        <w:spacing w:before="100" w:beforeAutospacing="1" w:after="100" w:afterAutospacing="1" w:line="480" w:lineRule="auto"/>
+        <w:ind w:left="1095"/>
+        <w:jc w:val="both"/>
+        <w:rPr>
+          <w:rFonts w:ascii="Times New Roman" w:eastAsia="Times New Roman" w:hAnsi="Times New Roman" w:cs="Times New Roman"/>
+          <w:b/>
+          <w:bCs/>
+          <w:color w:val="273540"/>
+        </w:rPr>
+      </w:pPr>
+      <w:r>
+        <w:rPr>
+          <w:rFonts w:ascii="Times New Roman" w:eastAsia="Times New Roman" w:hAnsi="Times New Roman" w:cs="Times New Roman"/>
+          <w:b/>
+          <w:bCs/>
+          <w:color w:val="273540"/>
+        </w:rPr>
+        <w:t>Use the Safe Assign Drafts to check your match percentage before submitting your work.</w:t>
+      </w:r>
+    </w:p>
+    <w:p>
+      <w:pPr>
+        <w:rPr>
+          <w:rFonts w:ascii="Times New Roman" w:hAnsi="Times New Roman" w:cs="Times New Roman"/>
+          <w:b/>
+          <w:bCs/>
+        </w:rPr>
+      </w:pPr>
+    </w:p>
+    <w:p>
+      <w:pPr>
+        <w:rPr>
+          <w:rFonts w:ascii="Times New Roman" w:hAnsi="Times New Roman" w:cs="Times New Roman"/>
+          <w:b/>
+          <w:bCs/>
+        </w:rPr>
+      </w:pPr>
       <w:r>
         <w:rPr>
           <w:rFonts w:ascii="Times New Roman" w:hAnsi="Times New Roman" w:cs="Times New Roman"/>
@@ -461,7 +656,7 @@
       <w:r>
         <w:t xml:space="preserve">. Retrieved January 22, 2023, from </w:t>
       </w:r>
-      <w:hyperlink r:id="rId6" w:history="1">
+      <w:hyperlink r:id="rId7" w:history="1">
         <w:r>
           <w:rPr>
             <w:rStyle w:val="Hyperlink"/>
@@ -515,28 +710,28 @@
         <w:rPr>
           <w:rFonts w:ascii="Times New Roman" w:hAnsi="Times New Roman" w:cs="Times New Roman"/>
         </w:rPr>
-        <w:t xml:space="preserve">According to Lo et al, During the Pandemic there was overwhelming and increased use of my UHN Patient portal, Canada's largest hospital network and this was a significant increase when we </w:t>
+        <w:t xml:space="preserve">According to Lo et al, During the Pandemic there was overwhelming and increased use of my UHN Patient portal, Canada's largest hospital network and this was a significant increase when we compare prior pandemics, which provides us clear evidence that the portal has been instrumental in delivering care during the pandemic. The survey was sent out by UHN in 2020 September to all the users to understand how the portal is used 83% reported that it was helpful, 55% used to see the PCR result, and 43% looked for lab results and reports. Responders also noted that because of this kind of access, they got time to gather thoughts prior to any discussions with clinical providers. I completely agree with Lo et al, that ability of the patient portal to get engaged with the providers will close the gap that was created due to the pandemic. The article </w:t>
+      </w:r>
+      <w:proofErr w:type="gramStart"/>
+      <w:r>
+        <w:rPr>
+          <w:rFonts w:ascii="Times New Roman" w:hAnsi="Times New Roman" w:cs="Times New Roman"/>
+        </w:rPr>
+        <w:t>is able to</w:t>
+      </w:r>
+      <w:proofErr w:type="gramEnd"/>
+      <w:r>
+        <w:rPr>
+          <w:rFonts w:ascii="Times New Roman" w:hAnsi="Times New Roman" w:cs="Times New Roman"/>
+        </w:rPr>
+        <w:t xml:space="preserve"> explain with evidence </w:t>
       </w:r>
       <w:r>
         <w:rPr>
           <w:rFonts w:ascii="Times New Roman" w:hAnsi="Times New Roman" w:cs="Times New Roman"/>
         </w:rPr>
         <w:lastRenderedPageBreak/>
-        <w:t xml:space="preserve">compare prior pandemics, which provides us clear evidence that the portal has been instrumental in delivering care during the pandemic. The survey was sent out by UHN in 2020 September to all the users to understand how the portal is used 83% reported that it was helpful, 55% used to see the PCR result, and 43% looked for lab results and reports. Responders also noted that because of this kind of access, they got time to gather thoughts prior to any discussions with clinical providers. I completely agree with Lo et al, that ability of the patient portal to get engaged with the providers will close the gap that was created due to the pandemic. The article </w:t>
-      </w:r>
-      <w:proofErr w:type="gramStart"/>
-      <w:r>
-        <w:rPr>
-          <w:rFonts w:ascii="Times New Roman" w:hAnsi="Times New Roman" w:cs="Times New Roman"/>
-        </w:rPr>
-        <w:t>is able to</w:t>
-      </w:r>
-      <w:proofErr w:type="gramEnd"/>
-      <w:r>
-        <w:rPr>
-          <w:rFonts w:ascii="Times New Roman" w:hAnsi="Times New Roman" w:cs="Times New Roman"/>
-        </w:rPr>
-        <w:t xml:space="preserve"> explain with evidence how the pandemic increases the use of digital tools such as patient portals and how they played an important role in providing patient t care.  I also used the patient portal a lot during the pandemic to access my mother's information, it was a hard time for me and my family because my mother had to go through biopsies and lab tests, she was already immunocompromised at that </w:t>
+        <w:t xml:space="preserve">how the pandemic increases the use of digital tools such as patient portals and how they played an important role in providing patient t care.  I also used the patient portal a lot during the pandemic to access my mother's information, it was a hard time for me and my family because my mother had to go through biopsies and lab tests, she was already immunocompromised at that </w:t>
       </w:r>
       <w:proofErr w:type="gramStart"/>
       <w:r>
@@ -640,20 +835,12 @@
           <w:i/>
           <w:iCs/>
         </w:rPr>
-        <w:t xml:space="preserve">Use of electronic medical records to describe the prevalence of allergic </w:t>
-      </w:r>
-      <w:r>
-        <w:rPr>
-          <w:i/>
-          <w:iCs/>
-        </w:rPr>
-        <w:lastRenderedPageBreak/>
-        <w:t>diseases in Canada</w:t>
+        <w:t>Use of electronic medical records to describe the prevalence of allergic diseases in Canada</w:t>
       </w:r>
       <w:r>
         <w:t xml:space="preserve">. Retrieved January 20, 2023, from </w:t>
       </w:r>
-      <w:hyperlink r:id="rId7" w:history="1">
+      <w:hyperlink r:id="rId8" w:history="1">
         <w:r>
           <w:rPr>
             <w:rStyle w:val="Hyperlink"/>
@@ -677,7 +864,14 @@
         <w:rPr>
           <w:rFonts w:ascii="Times New Roman" w:hAnsi="Times New Roman" w:cs="Times New Roman"/>
         </w:rPr>
-        <w:t>In this article, Singer et al is addressing the importance of Electronic medical records in describing the commonness or frequency of allergic diseases in primary care settings in Canada. The study was conducted from a sample of 1,556,427 patients from 1235 primary care providers. The study found that drug allergy (39%) was the most common allergy, with 14.4% of beta-lactam allergy, 11% having an environmental allergy, and 8% having a food allergy. This dataset provided by EMR can play an important role in exploring the impact of allergies on primary care settings. Disease burdens can be estimated via prevalence rates, highlighting research priorities, guidelines and policies can be created</w:t>
+        <w:t xml:space="preserve">In this article, Singer et al is addressing the importance of Electronic medical records in describing the commonness or frequency of allergic diseases in primary care settings in Canada. The study was conducted from a sample of 1,556,427 patients from 1235 primary care providers. The study found that drug allergy (39%) was the most common allergy, with 14.4% of beta-lactam allergy, </w:t>
+      </w:r>
+      <w:r>
+        <w:rPr>
+          <w:rFonts w:ascii="Times New Roman" w:hAnsi="Times New Roman" w:cs="Times New Roman"/>
+        </w:rPr>
+        <w:lastRenderedPageBreak/>
+        <w:t>11% having an environmental allergy, and 8% having a food allergy. This dataset provided by EMR can play an important role in exploring the impact of allergies on primary care settings. Disease burdens can be estimated via prevalence rates, highlighting research priorities, guidelines and policies can be created</w:t>
       </w:r>
     </w:p>
     <w:p>
@@ -735,11 +929,7 @@
         <w:t>Clinical practice guideline (update): Adult sinusitis - sage journals</w:t>
       </w:r>
       <w:r>
-        <w:t xml:space="preserve">. Clinical Decision </w:t>
-      </w:r>
-      <w:r>
-        <w:lastRenderedPageBreak/>
-        <w:t xml:space="preserve">Support Systems in Otolaryngology–Head and Neck Surgery: A </w:t>
+        <w:t xml:space="preserve">. Clinical Decision Support Systems in Otolaryngology–Head and Neck Surgery: A </w:t>
       </w:r>
       <w:proofErr w:type="gramStart"/>
       <w:r>
@@ -752,7 +942,7 @@
       <w:r>
         <w:t xml:space="preserve"> </w:t>
       </w:r>
-      <w:hyperlink r:id="rId8" w:history="1">
+      <w:hyperlink r:id="rId9" w:history="1">
         <w:r>
           <w:rPr>
             <w:rStyle w:val="Hyperlink"/>
@@ -790,7 +980,14 @@
         <w:rPr>
           <w:rFonts w:ascii="Times New Roman" w:hAnsi="Times New Roman" w:cs="Times New Roman"/>
         </w:rPr>
-        <w:t xml:space="preserve"> et al, presented a study on a clinical decision support system (CDSS) that help clinical workers in decision-making and workflow. CDSS are tools that are designed to enhance health-related decisions with relevant, organized clinical knowledge and patient information so that health and healthcare delivery can be improved. CDS can guide us to the next step of treatment, alert providers, and catch problems like dangerous drug interactions.</w:t>
+        <w:t xml:space="preserve"> et al, presented a study on a clinical decision support system (CDSS) that help clinical workers in decision-making and workflow. CDSS are tools that are designed to enhance health-related decisions with relevant, organized clinical knowledge and patient </w:t>
+      </w:r>
+      <w:r>
+        <w:rPr>
+          <w:rFonts w:ascii="Times New Roman" w:hAnsi="Times New Roman" w:cs="Times New Roman"/>
+        </w:rPr>
+        <w:lastRenderedPageBreak/>
+        <w:t>information so that health and healthcare delivery can be improved. CDS can guide us to the next step of treatment, alert providers, and catch problems like dangerous drug interactions.</w:t>
       </w:r>
     </w:p>
     <w:p>
@@ -851,14 +1048,7 @@
         <w:rPr>
           <w:rFonts w:ascii="Times New Roman" w:hAnsi="Times New Roman" w:cs="Times New Roman"/>
         </w:rPr>
-        <w:t xml:space="preserve"> falls under CDC where it gives us direction based on patient glucose, change in diet, and patient use of </w:t>
-      </w:r>
-      <w:r>
-        <w:rPr>
-          <w:rFonts w:ascii="Times New Roman" w:hAnsi="Times New Roman" w:cs="Times New Roman"/>
-        </w:rPr>
-        <w:lastRenderedPageBreak/>
-        <w:t xml:space="preserve">medication. We then titrate insulin drip based on the direction provided by </w:t>
+        <w:t xml:space="preserve"> falls under CDC where it gives us direction based on patient glucose, change in diet, and patient use of medication. We then titrate insulin drip based on the direction provided by </w:t>
       </w:r>
       <w:proofErr w:type="spellStart"/>
       <w:r>
@@ -889,6 +1079,7 @@
       </w:pPr>
       <w:proofErr w:type="spellStart"/>
       <w:r>
+        <w:lastRenderedPageBreak/>
         <w:t>Shigekawa</w:t>
       </w:r>
       <w:proofErr w:type="spellEnd"/>
@@ -929,7 +1120,7 @@
       <w:r>
         <w:t xml:space="preserve">: A Rapid Review. Retrieved January 20, 2023, from </w:t>
       </w:r>
-      <w:hyperlink r:id="rId9" w:history="1">
+      <w:hyperlink r:id="rId10" w:history="1">
         <w:r>
           <w:rPr>
             <w:rStyle w:val="Hyperlink"/>
@@ -1079,36 +1270,42 @@
         <w:rPr>
           <w:rFonts w:ascii="Times New Roman" w:hAnsi="Times New Roman" w:cs="Times New Roman"/>
         </w:rPr>
+        <w:t xml:space="preserve">Clinical systems are used by healthcare organizations for quality improvement, I have presented different clinical systems in my paper, they might have a different </w:t>
+      </w:r>
+      <w:proofErr w:type="gramStart"/>
+      <w:r>
+        <w:rPr>
+          <w:rFonts w:ascii="Times New Roman" w:hAnsi="Times New Roman" w:cs="Times New Roman"/>
+        </w:rPr>
+        <w:t>role</w:t>
+      </w:r>
+      <w:proofErr w:type="gramEnd"/>
+      <w:r>
+        <w:rPr>
+          <w:rFonts w:ascii="Times New Roman" w:hAnsi="Times New Roman" w:cs="Times New Roman"/>
+        </w:rPr>
+        <w:t xml:space="preserve"> but their overall goal is the same, quality care and employee satisfaction. Patient portal aids in assessing information and staying in touch with providers’ offices, CDS provides support to healthcare providers by providing patient-specific information and knowledge to help provide better care, EMR provides quick and easy access to patient records, and via telehealth, we can get health care from anywhere home, </w:t>
+      </w:r>
+      <w:proofErr w:type="gramStart"/>
+      <w:r>
+        <w:rPr>
+          <w:rFonts w:ascii="Times New Roman" w:hAnsi="Times New Roman" w:cs="Times New Roman"/>
+        </w:rPr>
+        <w:t>work</w:t>
+      </w:r>
+      <w:proofErr w:type="gramEnd"/>
+      <w:r>
+        <w:rPr>
+          <w:rFonts w:ascii="Times New Roman" w:hAnsi="Times New Roman" w:cs="Times New Roman"/>
+        </w:rPr>
+        <w:t xml:space="preserve"> or shopping center. The purpose of all of them is to provide quality care in an easy </w:t>
+      </w:r>
+      <w:r>
+        <w:rPr>
+          <w:rFonts w:ascii="Times New Roman" w:hAnsi="Times New Roman" w:cs="Times New Roman"/>
+        </w:rPr>
         <w:lastRenderedPageBreak/>
-        <w:t xml:space="preserve">Clinical systems are used by healthcare organizations for quality improvement, I have presented different clinical systems in my paper, they might have a different </w:t>
-      </w:r>
-      <w:proofErr w:type="gramStart"/>
-      <w:r>
-        <w:rPr>
-          <w:rFonts w:ascii="Times New Roman" w:hAnsi="Times New Roman" w:cs="Times New Roman"/>
-        </w:rPr>
-        <w:t>role</w:t>
-      </w:r>
-      <w:proofErr w:type="gramEnd"/>
-      <w:r>
-        <w:rPr>
-          <w:rFonts w:ascii="Times New Roman" w:hAnsi="Times New Roman" w:cs="Times New Roman"/>
-        </w:rPr>
-        <w:t xml:space="preserve"> but their overall goal is the same, quality care and employee satisfaction. Patient portal aids in assessing information and staying in touch with providers’ offices, CDS provides support to healthcare providers by providing patient-specific information and knowledge to help provide better care, EMR provides quick and easy access to patient records, and via telehealth, we can get health care from anywhere home, </w:t>
-      </w:r>
-      <w:proofErr w:type="gramStart"/>
-      <w:r>
-        <w:rPr>
-          <w:rFonts w:ascii="Times New Roman" w:hAnsi="Times New Roman" w:cs="Times New Roman"/>
-        </w:rPr>
-        <w:t>work</w:t>
-      </w:r>
-      <w:proofErr w:type="gramEnd"/>
-      <w:r>
-        <w:rPr>
-          <w:rFonts w:ascii="Times New Roman" w:hAnsi="Times New Roman" w:cs="Times New Roman"/>
-        </w:rPr>
-        <w:t xml:space="preserve"> or shopping center. The purpose of all of them is to provide quality care in an easy way. All the articles </w:t>
+        <w:t xml:space="preserve">way. All the articles </w:t>
       </w:r>
       <w:proofErr w:type="gramStart"/>
       <w:r>
@@ -1147,8 +1344,8 @@
       </w:pPr>
     </w:p>
     <w:sectPr>
-      <w:footerReference w:type="even" r:id="rId10"/>
-      <w:footerReference w:type="default" r:id="rId11"/>
+      <w:footerReference w:type="even" r:id="rId11"/>
+      <w:footerReference w:type="default" r:id="rId12"/>
       <w:pgSz w:w="12240" w:h="15840"/>
       <w:pgMar w:top="1440" w:right="1440" w:bottom="1440" w:left="1440" w:header="720" w:footer="720" w:gutter="0"/>
       <w:pgNumType w:start="0"/>
@@ -1313,6 +1510,163 @@
     </w:p>
   </w:footnote>
 </w:footnotes>
+</file>
+
+<file path=word/numbering.xml><?xml version="1.0" encoding="utf-8"?>
+<w:numbering xmlns:wpc="http://schemas.microsoft.com/office/word/2010/wordprocessingCanvas" xmlns:cx="http://schemas.microsoft.com/office/drawing/2014/chartex" xmlns:cx1="http://schemas.microsoft.com/office/drawing/2015/9/8/chartex" xmlns:cx2="http://schemas.microsoft.com/office/drawing/2015/10/21/chartex" xmlns:cx3="http://schemas.microsoft.com/office/drawing/2016/5/9/chartex" xmlns:cx4="http://schemas.microsoft.com/office/drawing/2016/5/10/chartex" xmlns:cx5="http://schemas.microsoft.com/office/drawing/2016/5/11/chartex" xmlns:cx6="http://schemas.microsoft.com/office/drawing/2016/5/12/chartex" xmlns:cx7="http://schemas.microsoft.com/office/drawing/2016/5/13/chartex" xmlns:cx8="http://schemas.microsoft.com/office/drawing/2016/5/14/chartex" xmlns:mc="http://schemas.openxmlformats.org/markup-compatibility/2006" xmlns:aink="http://schemas.microsoft.com/office/drawing/2016/ink" xmlns:am3d="http://schemas.microsoft.com/office/drawing/2017/model3d" xmlns:o="urn:schemas-microsoft-com:office:office" xmlns:oel="http://schemas.microsoft.com/office/2019/extlst" xmlns:r="http://schemas.openxmlformats.org/officeDocument/2006/relationships" xmlns:m="http://schemas.openxmlformats.org/officeDocument/2006/math" xmlns:v="urn:schemas-microsoft-com:vml" xmlns:wp14="http://schemas.microsoft.com/office/word/2010/wordprocessingDrawing" xmlns:wp="http://schemas.openxmlformats.org/drawingml/2006/wordprocessingDrawing" xmlns:w10="urn:schemas-microsoft-com:office:word" xmlns:w="http://schemas.openxmlformats.org/wordprocessingml/2006/main" xmlns:w14="http://schemas.microsoft.com/office/word/2010/wordml" xmlns:w15="http://schemas.microsoft.com/office/word/2012/wordml" xmlns:w16cex="http://schemas.microsoft.com/office/word/2018/wordml/cex" xmlns:w16cid="http://schemas.microsoft.com/office/word/2016/wordml/cid" xmlns:w16="http://schemas.microsoft.com/office/word/2018/wordml" xmlns:w16sdtdh="http://schemas.microsoft.com/office/word/2020/wordml/sdtdatahash" xmlns:w16se="http://schemas.microsoft.com/office/word/2015/wordml/symex" xmlns:wpg="http://schemas.microsoft.com/office/word/2010/wordprocessingGroup" xmlns:wpi="http://schemas.microsoft.com/office/word/2010/wordprocessingInk" xmlns:wne="http://schemas.microsoft.com/office/word/2006/wordml" xmlns:wps="http://schemas.microsoft.com/office/word/2010/wordprocessingShape" mc:Ignorable="w14 w15 w16se w16cid w16 w16cex w16sdtdh wp14">
+  <w:abstractNum w:abstractNumId="0" w15:restartNumberingAfterBreak="0">
+    <w:nsid w:val="127B2BDF"/>
+    <w:multiLevelType w:val="multilevel"/>
+    <w:tmpl w:val="8FC29198"/>
+    <w:lvl w:ilvl="0">
+      <w:start w:val="1"/>
+      <w:numFmt w:val="bullet"/>
+      <w:lvlText w:val=""/>
+      <w:lvlJc w:val="left"/>
+      <w:pPr>
+        <w:tabs>
+          <w:tab w:val="num" w:pos="720"/>
+        </w:tabs>
+        <w:ind w:left="720" w:hanging="360"/>
+      </w:pPr>
+      <w:rPr>
+        <w:rFonts w:ascii="Symbol" w:hAnsi="Symbol" w:hint="default"/>
+        <w:sz w:val="20"/>
+      </w:rPr>
+    </w:lvl>
+    <w:lvl w:ilvl="1" w:tentative="1">
+      <w:start w:val="1"/>
+      <w:numFmt w:val="bullet"/>
+      <w:lvlText w:val="o"/>
+      <w:lvlJc w:val="left"/>
+      <w:pPr>
+        <w:tabs>
+          <w:tab w:val="num" w:pos="1440"/>
+        </w:tabs>
+        <w:ind w:left="1440" w:hanging="360"/>
+      </w:pPr>
+      <w:rPr>
+        <w:rFonts w:ascii="Courier New" w:hAnsi="Courier New" w:hint="default"/>
+        <w:sz w:val="20"/>
+      </w:rPr>
+    </w:lvl>
+    <w:lvl w:ilvl="2" w:tentative="1">
+      <w:start w:val="1"/>
+      <w:numFmt w:val="bullet"/>
+      <w:lvlText w:val=""/>
+      <w:lvlJc w:val="left"/>
+      <w:pPr>
+        <w:tabs>
+          <w:tab w:val="num" w:pos="2160"/>
+        </w:tabs>
+        <w:ind w:left="2160" w:hanging="360"/>
+      </w:pPr>
+      <w:rPr>
+        <w:rFonts w:ascii="Wingdings" w:hAnsi="Wingdings" w:hint="default"/>
+        <w:sz w:val="20"/>
+      </w:rPr>
+    </w:lvl>
+    <w:lvl w:ilvl="3" w:tentative="1">
+      <w:start w:val="1"/>
+      <w:numFmt w:val="bullet"/>
+      <w:lvlText w:val=""/>
+      <w:lvlJc w:val="left"/>
+      <w:pPr>
+        <w:tabs>
+          <w:tab w:val="num" w:pos="2880"/>
+        </w:tabs>
+        <w:ind w:left="2880" w:hanging="360"/>
+      </w:pPr>
+      <w:rPr>
+        <w:rFonts w:ascii="Wingdings" w:hAnsi="Wingdings" w:hint="default"/>
+        <w:sz w:val="20"/>
+      </w:rPr>
+    </w:lvl>
+    <w:lvl w:ilvl="4" w:tentative="1">
+      <w:start w:val="1"/>
+      <w:numFmt w:val="bullet"/>
+      <w:lvlText w:val=""/>
+      <w:lvlJc w:val="left"/>
+      <w:pPr>
+        <w:tabs>
+          <w:tab w:val="num" w:pos="3600"/>
+        </w:tabs>
+        <w:ind w:left="3600" w:hanging="360"/>
+      </w:pPr>
+      <w:rPr>
+        <w:rFonts w:ascii="Wingdings" w:hAnsi="Wingdings" w:hint="default"/>
+        <w:sz w:val="20"/>
+      </w:rPr>
+    </w:lvl>
+    <w:lvl w:ilvl="5" w:tentative="1">
+      <w:start w:val="1"/>
+      <w:numFmt w:val="bullet"/>
+      <w:lvlText w:val=""/>
+      <w:lvlJc w:val="left"/>
+      <w:pPr>
+        <w:tabs>
+          <w:tab w:val="num" w:pos="4320"/>
+        </w:tabs>
+        <w:ind w:left="4320" w:hanging="360"/>
+      </w:pPr>
+      <w:rPr>
+        <w:rFonts w:ascii="Wingdings" w:hAnsi="Wingdings" w:hint="default"/>
+        <w:sz w:val="20"/>
+      </w:rPr>
+    </w:lvl>
+    <w:lvl w:ilvl="6" w:tentative="1">
+      <w:start w:val="1"/>
+      <w:numFmt w:val="bullet"/>
+      <w:lvlText w:val=""/>
+      <w:lvlJc w:val="left"/>
+      <w:pPr>
+        <w:tabs>
+          <w:tab w:val="num" w:pos="5040"/>
+        </w:tabs>
+        <w:ind w:left="5040" w:hanging="360"/>
+      </w:pPr>
+      <w:rPr>
+        <w:rFonts w:ascii="Wingdings" w:hAnsi="Wingdings" w:hint="default"/>
+        <w:sz w:val="20"/>
+      </w:rPr>
+    </w:lvl>
+    <w:lvl w:ilvl="7" w:tentative="1">
+      <w:start w:val="1"/>
+      <w:numFmt w:val="bullet"/>
+      <w:lvlText w:val=""/>
+      <w:lvlJc w:val="left"/>
+      <w:pPr>
+        <w:tabs>
+          <w:tab w:val="num" w:pos="5760"/>
+        </w:tabs>
+        <w:ind w:left="5760" w:hanging="360"/>
+      </w:pPr>
+      <w:rPr>
+        <w:rFonts w:ascii="Wingdings" w:hAnsi="Wingdings" w:hint="default"/>
+        <w:sz w:val="20"/>
+      </w:rPr>
+    </w:lvl>
+    <w:lvl w:ilvl="8" w:tentative="1">
+      <w:start w:val="1"/>
+      <w:numFmt w:val="bullet"/>
+      <w:lvlText w:val=""/>
+      <w:lvlJc w:val="left"/>
+      <w:pPr>
+        <w:tabs>
+          <w:tab w:val="num" w:pos="6480"/>
+        </w:tabs>
+        <w:ind w:left="6480" w:hanging="360"/>
+      </w:pPr>
+      <w:rPr>
+        <w:rFonts w:ascii="Wingdings" w:hAnsi="Wingdings" w:hint="default"/>
+        <w:sz w:val="20"/>
+      </w:rPr>
+    </w:lvl>
+  </w:abstractNum>
+  <w:num w:numId="1" w16cid:durableId="1166091452">
+    <w:abstractNumId w:val="0"/>
+  </w:num>
+</w:numbering>
 </file>
 
 <file path=word/styles.xml><?xml version="1.0" encoding="utf-8"?>
@@ -1708,6 +2062,25 @@
     <w:qFormat/>
     <w:rsid w:val="00AA7A81"/>
   </w:style>
+  <w:style w:type="paragraph" w:styleId="Heading2">
+    <w:name w:val="heading 2"/>
+    <w:basedOn w:val="Normal"/>
+    <w:link w:val="Heading2Char"/>
+    <w:uiPriority w:val="9"/>
+    <w:qFormat/>
+    <w:rsid w:val="008761AE"/>
+    <w:pPr>
+      <w:spacing w:before="100" w:beforeAutospacing="1" w:after="100" w:afterAutospacing="1"/>
+      <w:outlineLvl w:val="1"/>
+    </w:pPr>
+    <w:rPr>
+      <w:rFonts w:ascii="Times New Roman" w:eastAsia="Times New Roman" w:hAnsi="Times New Roman" w:cs="Times New Roman"/>
+      <w:b/>
+      <w:bCs/>
+      <w:sz w:val="36"/>
+      <w:szCs w:val="36"/>
+    </w:rPr>
+  </w:style>
   <w:style w:type="character" w:default="1" w:styleId="DefaultParagraphFont">
     <w:name w:val="Default Paragraph Font"/>
     <w:uiPriority w:val="1"/>
@@ -1849,6 +2222,20 @@
     <w:rPr>
       <w:color w:val="605E5C"/>
       <w:shd w:val="clear" w:color="auto" w:fill="E1DFDD"/>
+    </w:rPr>
+  </w:style>
+  <w:style w:type="character" w:customStyle="1" w:styleId="Heading2Char">
+    <w:name w:val="Heading 2 Char"/>
+    <w:basedOn w:val="DefaultParagraphFont"/>
+    <w:link w:val="Heading2"/>
+    <w:uiPriority w:val="9"/>
+    <w:rsid w:val="008761AE"/>
+    <w:rPr>
+      <w:rFonts w:ascii="Times New Roman" w:eastAsia="Times New Roman" w:hAnsi="Times New Roman" w:cs="Times New Roman"/>
+      <w:b/>
+      <w:bCs/>
+      <w:sz w:val="36"/>
+      <w:szCs w:val="36"/>
     </w:rPr>
   </w:style>
 </w:styles>
